--- a/packages/twenty-server/working_naukri_candidates/FinancialServices/results/shortlist_document/Executive Shortlist.docx
+++ b/packages/twenty-server/working_naukri_candidates/FinancialServices/results/shortlist_document/Executive Shortlist.docx
@@ -373,6 +373,45 @@
           </w:tcPr>
           <w:p>
             <w:r>
+              <w:t xml:space="preserve">44</w:t>
+            </w:r>
+          </w:p>
+        </w:tc>
+      </w:tr>
+      <w:tr>
+        <w:tc>
+          <w:tcPr>
+            <w:tcW w:type="dxa" w:w="2000"/>
+            <w:tcBorders>
+              <w:top w:val="none"/>
+              <w:left w:val="none"/>
+              <w:bottom w:val="none"/>
+              <w:right w:val="none"/>
+            </w:tcBorders>
+          </w:tcPr>
+          <w:p>
+            <w:r>
+              <w:rPr>
+                <w:b/>
+                <w:bCs/>
+                <w:color w:val="0070C0"/>
+              </w:rPr>
+              <w:t xml:space="preserve">Years of Experience</w:t>
+            </w:r>
+          </w:p>
+        </w:tc>
+        <w:tc>
+          <w:tcPr>
+            <w:tcW w:type="dxa" w:w="7360"/>
+            <w:tcBorders>
+              <w:top w:val="none"/>
+              <w:left w:val="none"/>
+              <w:bottom w:val="none"/>
+              <w:right w:val="none"/>
+            </w:tcBorders>
+          </w:tcPr>
+          <w:p>
+            <w:r>
               <w:t xml:space="preserve">20</w:t>
             </w:r>
           </w:p>
@@ -396,45 +435,6 @@
                 <w:bCs/>
                 <w:color w:val="0070C0"/>
               </w:rPr>
-              <w:t xml:space="preserve">Years of Experience</w:t>
-            </w:r>
-          </w:p>
-        </w:tc>
-        <w:tc>
-          <w:tcPr>
-            <w:tcW w:type="dxa" w:w="7360"/>
-            <w:tcBorders>
-              <w:top w:val="none"/>
-              <w:left w:val="none"/>
-              <w:bottom w:val="none"/>
-              <w:right w:val="none"/>
-            </w:tcBorders>
-          </w:tcPr>
-          <w:p>
-            <w:r>
-              <w:t xml:space="preserve">23</w:t>
-            </w:r>
-          </w:p>
-        </w:tc>
-      </w:tr>
-      <w:tr>
-        <w:tc>
-          <w:tcPr>
-            <w:tcW w:type="dxa" w:w="2000"/>
-            <w:tcBorders>
-              <w:top w:val="none"/>
-              <w:left w:val="none"/>
-              <w:bottom w:val="none"/>
-              <w:right w:val="none"/>
-            </w:tcBorders>
-          </w:tcPr>
-          <w:p>
-            <w:r>
-              <w:rPr>
-                <w:b/>
-                <w:bCs/>
-                <w:color w:val="0070C0"/>
-              </w:rPr>
               <w:t xml:space="preserve">Educational Qualifications</w:t>
             </w:r>
           </w:p>
@@ -451,7 +451,7 @@
           </w:tcPr>
           <w:p>
             <w:r>
-              <w:t xml:space="preserve">Alber</w:t>
+              <w:t xml:space="preserve">PGDBA in General Management from Indian Institute of Management-Udaipur (IIM-U); B.Tech. in Chemical Engineering from IIT, (BHU)</w:t>
             </w:r>
           </w:p>
         </w:tc>
@@ -490,7 +490,7 @@
           </w:tcPr>
           <w:p>
             <w:r>
-              <w:t xml:space="preserve">Duba</w:t>
+              <w:t xml:space="preserve">Indian Institute of Management-Udaipur (IIM-U); IIT, (BHU)</w:t>
             </w:r>
           </w:p>
         </w:tc>
@@ -529,7 +529,7 @@
           </w:tcPr>
           <w:p>
             <w:r>
-              <w:t xml:space="preserve">Albert at Delhi</w:t>
+              <w:t xml:space="preserve">Associate General Manager-Water Management, Business Excellence at Hindustan Zinc Ltd.</w:t>
             </w:r>
           </w:p>
         </w:tc>
@@ -568,7 +568,7 @@
           </w:tcPr>
           <w:p>
             <w:r>
-              <w:t xml:space="preserve">sfsd</w:t>
+              <w:t xml:space="preserve">Not available</w:t>
             </w:r>
           </w:p>
         </w:tc>
@@ -607,7 +607,7 @@
           </w:tcPr>
           <w:p>
             <w:r>
-              <w:t xml:space="preserve">asdfasdf</w:t>
+              <w:t xml:space="preserve">Not available</w:t>
             </w:r>
           </w:p>
         </w:tc>
@@ -646,7 +646,7 @@
           </w:tcPr>
           <w:p>
             <w:r>
-              <w:t xml:space="preserve">Aber</w:t>
+              <w:t xml:space="preserve">Chittorgarh, Rajasthan</w:t>
             </w:r>
           </w:p>
         </w:tc>
@@ -685,7 +685,7 @@
           </w:tcPr>
           <w:p>
             <w:r>
-              <w:t xml:space="preserve">asdfasdf</w:t>
+              <w:t xml:space="preserve">Not available</w:t>
             </w:r>
           </w:p>
         </w:tc>
@@ -724,7 +724,7 @@
           </w:tcPr>
           <w:p>
             <w:r>
-              <w:t xml:space="preserve">asdf</w:t>
+              <w:t xml:space="preserve">Not available</w:t>
             </w:r>
           </w:p>
         </w:tc>
@@ -763,7 +763,7 @@
           </w:tcPr>
           <w:p>
             <w:r>
-              <w:t xml:space="preserve">asdfasf</w:t>
+              <w:t xml:space="preserve">Not available</w:t>
             </w:r>
           </w:p>
         </w:tc>
@@ -802,7 +802,7 @@
           </w:tcPr>
           <w:p>
             <w:r>
-              <w:t xml:space="preserve">2342</w:t>
+              <w:t xml:space="preserve">Not available</w:t>
             </w:r>
           </w:p>
         </w:tc>
@@ -941,84 +941,6 @@
                 <w:bCs/>
                 <w:color w:val="0070C0"/>
               </w:rPr>
-              <w:t xml:space="preserve">Age</w:t>
-            </w:r>
-          </w:p>
-        </w:tc>
-        <w:tc>
-          <w:tcPr>
-            <w:tcW w:type="dxa" w:w="7360"/>
-            <w:tcBorders>
-              <w:top w:val="none"/>
-              <w:left w:val="none"/>
-              <w:bottom w:val="none"/>
-              <w:right w:val="none"/>
-            </w:tcBorders>
-          </w:tcPr>
-          <w:p>
-            <w:r>
-              <w:t xml:space="preserve">20</w:t>
-            </w:r>
-          </w:p>
-        </w:tc>
-      </w:tr>
-      <w:tr>
-        <w:tc>
-          <w:tcPr>
-            <w:tcW w:type="dxa" w:w="2000"/>
-            <w:tcBorders>
-              <w:top w:val="none"/>
-              <w:left w:val="none"/>
-              <w:bottom w:val="none"/>
-              <w:right w:val="none"/>
-            </w:tcBorders>
-          </w:tcPr>
-          <w:p>
-            <w:r>
-              <w:rPr>
-                <w:b/>
-                <w:bCs/>
-                <w:color w:val="0070C0"/>
-              </w:rPr>
-              <w:t xml:space="preserve">Years of Experience</w:t>
-            </w:r>
-          </w:p>
-        </w:tc>
-        <w:tc>
-          <w:tcPr>
-            <w:tcW w:type="dxa" w:w="7360"/>
-            <w:tcBorders>
-              <w:top w:val="none"/>
-              <w:left w:val="none"/>
-              <w:bottom w:val="none"/>
-              <w:right w:val="none"/>
-            </w:tcBorders>
-          </w:tcPr>
-          <w:p>
-            <w:r>
-              <w:t xml:space="preserve">33</w:t>
-            </w:r>
-          </w:p>
-        </w:tc>
-      </w:tr>
-      <w:tr>
-        <w:tc>
-          <w:tcPr>
-            <w:tcW w:type="dxa" w:w="2000"/>
-            <w:tcBorders>
-              <w:top w:val="none"/>
-              <w:left w:val="none"/>
-              <w:bottom w:val="none"/>
-              <w:right w:val="none"/>
-            </w:tcBorders>
-          </w:tcPr>
-          <w:p>
-            <w:r>
-              <w:rPr>
-                <w:b/>
-                <w:bCs/>
-                <w:color w:val="0070C0"/>
-              </w:rPr>
               <w:t xml:space="preserve">Educational Qualifications</w:t>
             </w:r>
           </w:p>
@@ -1035,7 +957,7 @@
           </w:tcPr>
           <w:p>
             <w:r>
-              <w:t xml:space="preserve">Camus</w:t>
+              <w:t xml:space="preserve">MBA (PGDM) in Finance &amp; Operations</w:t>
             </w:r>
           </w:p>
         </w:tc>
@@ -1074,7 +996,7 @@
           </w:tcPr>
           <w:p>
             <w:r>
-              <w:t xml:space="preserve">Dk</w:t>
+              <w:t xml:space="preserve">Indian Institute of Management (IIM) Calcutta</w:t>
             </w:r>
           </w:p>
         </w:tc>
@@ -1113,7 +1035,7 @@
           </w:tcPr>
           <w:p>
             <w:r>
-              <w:t xml:space="preserve">Camus at Dubai</w:t>
+              <w:t xml:space="preserve">Executive Assistant (AGM)-technical to founder &amp; MD at Macleods Pharmaceuticals Ltd.</w:t>
             </w:r>
           </w:p>
         </w:tc>
@@ -1152,7 +1074,7 @@
           </w:tcPr>
           <w:p>
             <w:r>
-              <w:t xml:space="preserve">sdsd</w:t>
+              <w:t xml:space="preserve">Founder &amp; Managing Director</w:t>
             </w:r>
           </w:p>
         </w:tc>
@@ -1191,7 +1113,7 @@
           </w:tcPr>
           <w:p>
             <w:r>
-              <w:t xml:space="preserve">sdf</w:t>
+              <w:t xml:space="preserve">Corporate Strategy department</w:t>
             </w:r>
           </w:p>
         </w:tc>
@@ -1230,7 +1152,7 @@
           </w:tcPr>
           <w:p>
             <w:r>
-              <w:t xml:space="preserve">Time</w:t>
+              <w:t xml:space="preserve">Mumbai</w:t>
             </w:r>
           </w:p>
         </w:tc>
@@ -1269,7 +1191,7 @@
           </w:tcPr>
           <w:p>
             <w:r>
-              <w:t xml:space="preserve">sdfsd</w:t>
+              <w:t xml:space="preserve">Not available</w:t>
             </w:r>
           </w:p>
         </w:tc>
@@ -1308,7 +1230,7 @@
           </w:tcPr>
           <w:p>
             <w:r>
-              <w:t xml:space="preserve">sdfasdf</w:t>
+              <w:t xml:space="preserve">Not available</w:t>
             </w:r>
           </w:p>
         </w:tc>
@@ -1347,7 +1269,7 @@
           </w:tcPr>
           <w:p>
             <w:r>
-              <w:t xml:space="preserve">asdfasdf</w:t>
+              <w:t xml:space="preserve">Not available</w:t>
             </w:r>
           </w:p>
         </w:tc>
@@ -1386,7 +1308,7 @@
           </w:tcPr>
           <w:p>
             <w:r>
-              <w:t xml:space="preserve">dfsdf</w:t>
+              <w:t xml:space="preserve">Not available</w:t>
             </w:r>
           </w:p>
         </w:tc>
@@ -1404,7 +1326,7 @@
           <w:szCs w:val="48"/>
           <w:rFonts w:ascii="Calibri Light" w:cs="Calibri Light" w:eastAsia="Calibri Light" w:hAnsi="Calibri Light"/>
         </w:rPr>
-        <w:t xml:space="preserve">Tejas Dighe</w:t>
+        <w:t xml:space="preserve">Tejas Ulhas Dighe</w:t>
       </w:r>
     </w:p>
     <w:p>
@@ -1502,46 +1424,7 @@
           </w:tcPr>
           <w:p>
             <w:r>
-              <w:t xml:space="preserve">Tejas Dighe</w:t>
-            </w:r>
-          </w:p>
-        </w:tc>
-      </w:tr>
-      <w:tr>
-        <w:tc>
-          <w:tcPr>
-            <w:tcW w:type="dxa" w:w="2000"/>
-            <w:tcBorders>
-              <w:top w:val="none"/>
-              <w:left w:val="none"/>
-              <w:bottom w:val="none"/>
-              <w:right w:val="none"/>
-            </w:tcBorders>
-          </w:tcPr>
-          <w:p>
-            <w:r>
-              <w:rPr>
-                <w:b/>
-                <w:bCs/>
-                <w:color w:val="0070C0"/>
-              </w:rPr>
-              <w:t xml:space="preserve">Age</w:t>
-            </w:r>
-          </w:p>
-        </w:tc>
-        <w:tc>
-          <w:tcPr>
-            <w:tcW w:type="dxa" w:w="7360"/>
-            <w:tcBorders>
-              <w:top w:val="none"/>
-              <w:left w:val="none"/>
-              <w:bottom w:val="none"/>
-              <w:right w:val="none"/>
-            </w:tcBorders>
-          </w:tcPr>
-          <w:p>
-            <w:r>
-              <w:t xml:space="preserve">20</w:t>
+              <w:t xml:space="preserve">Tejas Ulhas Dighe</w:t>
             </w:r>
           </w:p>
         </w:tc>
@@ -1580,7 +1463,7 @@
           </w:tcPr>
           <w:p>
             <w:r>
-              <w:t xml:space="preserve">323</w:t>
+              <w:t xml:space="preserve">7.5</w:t>
             </w:r>
           </w:p>
         </w:tc>
@@ -1619,7 +1502,7 @@
           </w:tcPr>
           <w:p>
             <w:r>
-              <w:t xml:space="preserve">Delhi</w:t>
+              <w:t xml:space="preserve">Global Master of Business Administration (Consulting Management), Master of Commerce (Business Administration), Postgraduate Diploma in Finance, Bachelor of Business Administration (Information Technology)</w:t>
             </w:r>
           </w:p>
         </w:tc>
@@ -1658,7 +1541,7 @@
           </w:tcPr>
           <w:p>
             <w:r>
-              <w:t xml:space="preserve">Delhi</w:t>
+              <w:t xml:space="preserve">S P Jain School of Global Management, Savitribai Phule Pune University, Symbiosis Centre for Management and Human Resource Development, Symbiosis Institute of Computer Studies and Research</w:t>
             </w:r>
           </w:p>
         </w:tc>
@@ -1697,7 +1580,7 @@
           </w:tcPr>
           <w:p>
             <w:r>
-              <w:t xml:space="preserve">Delhi at Dill</w:t>
+              <w:t xml:space="preserve">Head of Strategy and Growth at FinE for India</w:t>
             </w:r>
           </w:p>
         </w:tc>
@@ -1736,7 +1619,7 @@
           </w:tcPr>
           <w:p>
             <w:r>
-              <w:t xml:space="preserve">sdsd</w:t>
+              <w:t xml:space="preserve">Not available</w:t>
             </w:r>
           </w:p>
         </w:tc>
@@ -1775,7 +1658,7 @@
           </w:tcPr>
           <w:p>
             <w:r>
-              <w:t xml:space="preserve">sdfssd</w:t>
+              <w:t xml:space="preserve">Not available</w:t>
             </w:r>
           </w:p>
         </w:tc>
@@ -1814,7 +1697,7 @@
           </w:tcPr>
           <w:p>
             <w:r>
-              <w:t xml:space="preserve">Dubai</w:t>
+              <w:t xml:space="preserve">Bangalore, India</w:t>
             </w:r>
           </w:p>
         </w:tc>
@@ -1853,7 +1736,7 @@
           </w:tcPr>
           <w:p>
             <w:r>
-              <w:t xml:space="preserve">sfaf</w:t>
+              <w:t xml:space="preserve">Not available</w:t>
             </w:r>
           </w:p>
         </w:tc>
@@ -1892,7 +1775,7 @@
           </w:tcPr>
           <w:p>
             <w:r>
-              <w:t xml:space="preserve">a</w:t>
+              <w:t xml:space="preserve">Not available</w:t>
             </w:r>
           </w:p>
         </w:tc>
@@ -1931,7 +1814,7 @@
           </w:tcPr>
           <w:p>
             <w:r>
-              <w:t xml:space="preserve">asdfasf</w:t>
+              <w:t xml:space="preserve">Not available</w:t>
             </w:r>
           </w:p>
         </w:tc>
@@ -1970,7 +1853,7 @@
           </w:tcPr>
           <w:p>
             <w:r>
-              <w:t xml:space="preserve">sdfsdf</w:t>
+              <w:t xml:space="preserve">Immediate Joiner</w:t>
             </w:r>
           </w:p>
         </w:tc>
